--- a/Programacion II/Kit docente/Clase 6/Solucion Taller Clase 6 - VetCare.docx
+++ b/Programacion II/Kit docente/Clase 6/Solucion Taller Clase 6 - VetCare.docx
@@ -87,7 +87,7 @@
           <w:color w:val="2B2B2B"/>
           <w:sz w:val="22"/>
         </w:rPr>
-        <w:t>Registre el escuchador en el constructor de la ventana y delegue de inmediato a un metodo privado. Escriba: btnRegistrar.addActionListener(new ActionListener() { @Override public void actionPerformed(ActionEvent e) { registrar(); } }); Note que addActionListener no ejecuta nada: solo deja anotado que ese objeto quiere enterarse. Como el cuerpo del listener tiene una sola linea, el listener no crece nunca y el metodo registrar() se puede leer completo en pantalla. Si usted arma la ventana con el diseñador de NetBeans, es exactamente igual: la unica linea que escribe dentro del metodo generado btnRegistrarActionPerformed es registrar();.</w:t>
+        <w:t>Registre el escuchador en el constructor de la ventana y delegue de inmediato a un metodo privado. Escriba: btnRegistrar.addActionListener(new ActionListener() { @Override public void actionPerformed(ActionEvent e) { registrar(); } }); Note que addActionListener no ejecuta nada: solo deja anotado que ese objeto quiere enterarse. Como el cuerpo del listener tiene una sola linea, el listener no crece nunca y el metodo registrar() se puede leer completo en pantalla. Si la ventana viene de un generador o de una IA, la regla es la misma: dentro del cuerpo del listener no va mas que la llamada registrar();.</w:t>
       </w:r>
     </w:p>
     <w:p>
@@ -132,7 +132,7 @@
           <w:color w:val="2B2B2B"/>
           <w:sz w:val="22"/>
         </w:rPr>
-        <w:t>Refresque y verifique con los tres casos del taller. El refresco se hace con areaListado.setText(controlador.reporteListado()), y reporteListado recorre repositorio.listar() armando el texto con un StringBuilder y agregando al final 'Total registradas: N'. Registre M-001 Kira, 4 (debe aparecer en el area y el total decir 1); luego escriba la edad 'tres' (debe salir el JOptionPane de edad invalida, el total sigue en 1 y la consola de NetBeans queda limpia, sin traza roja); luego intente M-001 otra vez (mensaje de ID repetido, total sigue en 1). Si los tres casos se comportan asi, el ciclo leer-validar-delegar-refrescar quedo bien armado y es el mismo que reutilizara para las citas.</w:t>
+        <w:t>Refresque y verifique con los tres casos del taller. El refresco se hace con areaListado.setText(controlador.reporteListado()), y reporteListado recorre repositorio.listar() armando el texto con un StringBuilder y agregando al final 'Total registradas: N'. Registre M-001 Kira, 4 (debe aparecer en el area y el total decir 1); luego escriba la edad 'tres' (debe salir el JOptionPane de edad invalida, el total sigue en 1 y la consola de VS Code queda limpia, sin traza roja); luego intente M-001 otra vez (mensaje de ID repetido, total sigue en 1). Si los tres casos se comportan asi, el ciclo leer-validar-delegar-refrescar quedo bien armado y es el mismo que reutilizara para las citas.</w:t>
       </w:r>
     </w:p>
     <w:p>
@@ -250,7 +250,7 @@
           <w:color w:val="2B2B2B"/>
           <w:sz w:val="22"/>
         </w:rPr>
-        <w:t>Usar Integer.parseInt sin try-catch: la excepcion sube al EDT, se pinta una traza roja en la consola de NetBeans y el usuario no ve ningun mensaje.</w:t>
+        <w:t>Usar Integer.parseInt sin try-catch: la excepcion sube al EDT, se pinta una traza roja en la consola de VS Code y el usuario no ve ningun mensaje.</w:t>
       </w:r>
     </w:p>
     <w:p>
